--- a/Team_Journal.docx
+++ b/Team_Journal.docx
@@ -334,6 +334,182 @@
         <w:rPr>
           <w:rtl w:val="0"/>
         </w:rPr>
+      </w:r>
+    </w:p>
+    <w:p>
+      <w:pPr>
+        <w:jc w:val="center"/>
+        <w:rPr/>
+      </w:pPr>
+      <w:r>
+        <w:rPr>
+          <w:rtl w:val="0"/>
+        </w:rPr>
+      </w:r>
+    </w:p>
+    <w:p>
+      <w:pPr>
+        <w:spacing w:after="180" w:lineRule="auto"/>
+        <w:rPr/>
+      </w:pPr>
+      <w:r>
+        <w:rPr>
+          <w:rFonts w:ascii="Aptos" w:cs="Aptos" w:eastAsia="Aptos" w:hAnsi="Aptos"/>
+          <w:b w:val="1"/>
+          <w:bCs w:val="1"/>
+          <w:color w:val="17324d"/>
+          <w:sz w:val="21"/>
+          <w:szCs w:val="21"/>
+          <w:rtl w:val="0"/>
+        </w:rPr>
+        <w:t>Week 2: 21/09/2026 - 27/09/2026</w:t>
+      </w:r>
+    </w:p>
+    <w:p>
+      <w:pPr>
+        <w:spacing w:after="180" w:lineRule="auto"/>
+        <w:rPr/>
+      </w:pPr>
+      <w:r>
+        <w:rPr>
+          <w:rFonts w:ascii="Aptos" w:cs="Aptos" w:eastAsia="Aptos" w:hAnsi="Aptos"/>
+          <w:b w:val="0"/>
+          <w:bCs w:val="0"/>
+          <w:sz w:val="21"/>
+          <w:szCs w:val="21"/>
+          <w:rtl w:val="0"/>
+        </w:rPr>
+        <w:t>Meeting: 22/09/2026, 6:00 p.m.-6:45 p.m. (online, 45 minutes)</w:t>
+      </w:r>
+    </w:p>
+    <w:p>
+      <w:pPr>
+        <w:spacing w:after="180" w:lineRule="auto"/>
+        <w:rPr/>
+      </w:pPr>
+      <w:r>
+        <w:rPr>
+          <w:rFonts w:ascii="Aptos" w:cs="Aptos" w:eastAsia="Aptos" w:hAnsi="Aptos"/>
+          <w:b w:val="0"/>
+          <w:bCs w:val="0"/>
+          <w:sz w:val="21"/>
+          <w:szCs w:val="21"/>
+          <w:rtl w:val="0"/>
+        </w:rPr>
+        <w:t>Discussed: Phase I requirements and grading checklist; separating functional and non-functional requirements in the Project Overview; user viewpoints required in the User's Guide (Administrator, Manager, Viewer); moving the project schedule to Jira; weekly journal, individual logs, meeting recording, and peer evaluation.</w:t>
+      </w:r>
+    </w:p>
+    <w:p>
+      <w:pPr>
+        <w:spacing w:after="180" w:lineRule="auto"/>
+        <w:rPr/>
+      </w:pPr>
+      <w:r>
+        <w:rPr>
+          <w:rFonts w:ascii="Aptos" w:cs="Aptos" w:eastAsia="Aptos" w:hAnsi="Aptos"/>
+          <w:b w:val="0"/>
+          <w:bCs w:val="0"/>
+          <w:sz w:val="21"/>
+          <w:szCs w:val="21"/>
+          <w:rtl w:val="0"/>
+        </w:rPr>
+        <w:t>Decisions: Mykhailo will act as team leader, revise the Project Overview with explicit functional and non-functional requirements, and submit the Phase I document to Canvas. Yaroslav will prepare the UI mockups and User's Guide screenshots for each user role and update the walkthrough. Vladyslav will set up the Jira project with all planned activities through the final presentation and capture the schedule screenshots. All three team members will peer-review the Phase I document before submission.</w:t>
+      </w:r>
+    </w:p>
+    <w:p>
+      <w:pPr>
+        <w:spacing w:after="180" w:lineRule="auto"/>
+        <w:rPr/>
+      </w:pPr>
+      <w:r>
+        <w:rPr>
+          <w:rFonts w:ascii="Aptos" w:cs="Aptos" w:eastAsia="Aptos" w:hAnsi="Aptos"/>
+          <w:b w:val="0"/>
+          <w:bCs w:val="0"/>
+          <w:sz w:val="21"/>
+          <w:szCs w:val="21"/>
+          <w:rtl w:val="0"/>
+        </w:rPr>
+        <w:t>Previous tasks completion: Project Overview draft (100%); runnable admin demo build (100%); User's Guide draft (70%, screenshots pending); project schedule skeleton (50%); Week 1 journal, time log, and peer evaluation (100%).</w:t>
+      </w:r>
+    </w:p>
+    <w:p>
+      <w:pPr>
+        <w:spacing w:after="180" w:lineRule="auto"/>
+        <w:rPr/>
+      </w:pPr>
+      <w:r>
+        <w:rPr>
+          <w:rFonts w:ascii="Aptos" w:cs="Aptos" w:eastAsia="Aptos" w:hAnsi="Aptos"/>
+          <w:b w:val="0"/>
+          <w:bCs w:val="0"/>
+          <w:sz w:val="21"/>
+          <w:szCs w:val="21"/>
+          <w:rtl w:val="0"/>
+        </w:rPr>
+        <w:t>Planned tasks for the week: finalize functional and non-functional requirements; create mockups and screenshots for the Administrator, Manager, and Viewer views; build the project schedule in Jira; add the team number and GitHub repository link to the cover page; peer-review and submit the Phase I document by 29/09/2026.</w:t>
+      </w:r>
+    </w:p>
+    <w:p>
+      <w:pPr>
+        <w:spacing w:after="180" w:lineRule="auto"/>
+        <w:rPr/>
+      </w:pPr>
+      <w:r>
+        <w:rPr>
+          <w:rFonts w:ascii="Aptos" w:cs="Aptos" w:eastAsia="Aptos" w:hAnsi="Aptos"/>
+          <w:b w:val="0"/>
+          <w:bCs w:val="0"/>
+          <w:sz w:val="21"/>
+          <w:szCs w:val="21"/>
+          <w:rtl w:val="0"/>
+        </w:rPr>
+        <w:t>Issues / blockers: the current demo build exposes only the administrator view, so screenshots for the other roles will be produced as mockups; team number must be confirmed on the cover page. No critical blocker.</w:t>
+      </w:r>
+    </w:p>
+    <w:p>
+      <w:pPr>
+        <w:jc w:val="center"/>
+        <w:rPr/>
+      </w:pPr>
+      <w:r>
+        <w:rPr>
+          <w:rtl w:val="0"/>
+        </w:rPr>
+      </w:r>
+    </w:p>
+    <w:p>
+      <w:pPr>
+        <w:spacing w:after="180" w:lineRule="auto"/>
+        <w:rPr/>
+      </w:pPr>
+      <w:r>
+        <w:rPr>
+          <w:rFonts w:ascii="Aptos" w:cs="Aptos" w:eastAsia="Aptos" w:hAnsi="Aptos"/>
+          <w:b w:val="0"/>
+          <w:bCs w:val="0"/>
+          <w:sz w:val="21"/>
+          <w:szCs w:val="21"/>
+          <w:rtl w:val="0"/>
+        </w:rPr>
+        <w:t>Next meeting / follow-up: 28/09/2026, 6:00 p.m. - final peer review of the Phase I document and presentation rehearsal.</w:t>
+      </w:r>
+    </w:p>
+    <w:p>
+      <w:pPr>
+        <w:spacing w:after="180" w:lineRule="auto"/>
+        <w:rPr/>
+      </w:pPr>
+      <w:r>
+        <w:rPr>
+          <w:rFonts w:ascii="Aptos" w:cs="Aptos" w:eastAsia="Aptos" w:hAnsi="Aptos"/>
+          <w:b w:val="0"/>
+          <w:bCs w:val="0"/>
+          <w:sz w:val="21"/>
+          <w:szCs w:val="21"/>
+          <w:rtl w:val="0"/>
+        </w:rPr>
+        <w:t>End-of-week status: requirements revised; role mockups and Jira schedule in progress; Phase I document on track for submission on 29/09/2026.</w:t>
       </w:r>
     </w:p>
     <w:sectPr>

--- a/Team_Journal.docx
+++ b/Team_Journal.docx
@@ -510,6 +510,501 @@
           <w:rtl w:val="0"/>
         </w:rPr>
         <w:t>End-of-week status: requirements revised; role mockups and Jira schedule in progress; Phase I document on track for submission on 29/09/2026.</w:t>
+      </w:r>
+    </w:p>
+    <w:p>
+      <w:pPr>
+        <w:jc w:val="center"/>
+        <w:rPr/>
+      </w:pPr>
+      <w:r>
+        <w:rPr>
+          <w:rtl w:val="0"/>
+        </w:rPr>
+      </w:r>
+    </w:p>
+    <w:p>
+      <w:pPr>
+        <w:spacing w:after="180" w:lineRule="auto"/>
+        <w:rPr/>
+      </w:pPr>
+      <w:r>
+        <w:rPr>
+          <w:rFonts w:ascii="Aptos" w:cs="Aptos" w:eastAsia="Aptos" w:hAnsi="Aptos"/>
+          <w:b w:val="1"/>
+          <w:bCs w:val="1"/>
+          <w:color w:val="17324d"/>
+          <w:sz w:val="21"/>
+          <w:szCs w:val="21"/>
+          <w:rtl w:val="0"/>
+        </w:rPr>
+        <w:t>Week 3: 28/09/2026 - 04/10/2026</w:t>
+      </w:r>
+    </w:p>
+    <w:p>
+      <w:pPr>
+        <w:spacing w:after="180" w:lineRule="auto"/>
+        <w:rPr/>
+      </w:pPr>
+      <w:r>
+        <w:rPr>
+          <w:rFonts w:ascii="Aptos" w:cs="Aptos" w:eastAsia="Aptos" w:hAnsi="Aptos"/>
+          <w:b w:val="0"/>
+          <w:bCs w:val="0"/>
+          <w:sz w:val="21"/>
+          <w:szCs w:val="21"/>
+          <w:rtl w:val="0"/>
+        </w:rPr>
+        <w:t>Meeting: [fill in] (date and time from the meeting recording on Google Drive)</w:t>
+      </w:r>
+    </w:p>
+    <w:p>
+      <w:pPr>
+        <w:spacing w:after="180" w:lineRule="auto"/>
+        <w:rPr/>
+      </w:pPr>
+      <w:r>
+        <w:rPr>
+          <w:rFonts w:ascii="Aptos" w:cs="Aptos" w:eastAsia="Aptos" w:hAnsi="Aptos"/>
+          <w:b w:val="0"/>
+          <w:bCs w:val="0"/>
+          <w:sz w:val="21"/>
+          <w:szCs w:val="21"/>
+          <w:rtl w:val="0"/>
+        </w:rPr>
+        <w:t>Discussed: Phase I presentation and the instructor's feedback (functional and non-functional requirements too short, project purpose described as a SaaS platform, target users incomplete, User's Guide only for the administrator); Phase II requirements; division of Phase II work.</w:t>
+      </w:r>
+    </w:p>
+    <w:p>
+      <w:pPr>
+        <w:spacing w:after="180" w:lineRule="auto"/>
+        <w:rPr/>
+      </w:pPr>
+      <w:r>
+        <w:rPr>
+          <w:rFonts w:ascii="Aptos" w:cs="Aptos" w:eastAsia="Aptos" w:hAnsi="Aptos"/>
+          <w:b w:val="0"/>
+          <w:bCs w:val="0"/>
+          <w:sz w:val="21"/>
+          <w:szCs w:val="21"/>
+          <w:rtl w:val="0"/>
+        </w:rPr>
+        <w:t>Decisions: fix all Phase I issues in the Phase II document; Mykhailo leads the use case diagram, use case scenarios and object identification; Vladyslav leads the class diagram and class descriptions; Yaroslav leads the functional test plan and the prototype review; CRC cards are shared by Mykhailo and Vladyslav.</w:t>
+      </w:r>
+    </w:p>
+    <w:p>
+      <w:pPr>
+        <w:spacing w:after="180" w:lineRule="auto"/>
+        <w:rPr/>
+      </w:pPr>
+      <w:r>
+        <w:rPr>
+          <w:rFonts w:ascii="Aptos" w:cs="Aptos" w:eastAsia="Aptos" w:hAnsi="Aptos"/>
+          <w:b w:val="0"/>
+          <w:bCs w:val="0"/>
+          <w:sz w:val="21"/>
+          <w:szCs w:val="21"/>
+          <w:rtl w:val="0"/>
+        </w:rPr>
+        <w:t>Previous tasks completion: Phase I document submitted on 29/09/2026 (100%); Phase I presentation on 30/09/2026 (100%).</w:t>
+      </w:r>
+    </w:p>
+    <w:p>
+      <w:pPr>
+        <w:spacing w:after="180" w:lineRule="auto"/>
+        <w:rPr/>
+      </w:pPr>
+      <w:r>
+        <w:rPr>
+          <w:rFonts w:ascii="Aptos" w:cs="Aptos" w:eastAsia="Aptos" w:hAnsi="Aptos"/>
+          <w:b w:val="0"/>
+          <w:bCs w:val="0"/>
+          <w:sz w:val="21"/>
+          <w:szCs w:val="21"/>
+          <w:rtl w:val="0"/>
+        </w:rPr>
+        <w:t>Planned tasks for the week: use case diagram and scenarios (Mykhailo), object identification and CRC cards (Mykhailo, Vladyslav), class diagram and class descriptions (Vladyslav), functional test plan (Yaroslav), prototype review and Phase II implementation planning (Yaroslav), journal, time logs, recording and peer evaluation (all).</w:t>
+      </w:r>
+    </w:p>
+    <w:p>
+      <w:pPr>
+        <w:spacing w:after="180" w:lineRule="auto"/>
+        <w:rPr/>
+      </w:pPr>
+      <w:r>
+        <w:rPr>
+          <w:rFonts w:ascii="Aptos" w:cs="Aptos" w:eastAsia="Aptos" w:hAnsi="Aptos"/>
+          <w:b w:val="0"/>
+          <w:bCs w:val="0"/>
+          <w:sz w:val="21"/>
+          <w:szCs w:val="21"/>
+          <w:rtl w:val="0"/>
+        </w:rPr>
+        <w:t>Issues / blockers: [fill in]</w:t>
+      </w:r>
+    </w:p>
+    <w:p>
+      <w:pPr>
+        <w:spacing w:after="180" w:lineRule="auto"/>
+        <w:rPr/>
+      </w:pPr>
+      <w:r>
+        <w:rPr>
+          <w:rFonts w:ascii="Aptos" w:cs="Aptos" w:eastAsia="Aptos" w:hAnsi="Aptos"/>
+          <w:b w:val="0"/>
+          <w:bCs w:val="0"/>
+          <w:sz w:val="21"/>
+          <w:szCs w:val="21"/>
+          <w:rtl w:val="0"/>
+        </w:rPr>
+        <w:t>Next meeting / follow-up: [fill in]</w:t>
+      </w:r>
+    </w:p>
+    <w:p>
+      <w:pPr>
+        <w:spacing w:after="180" w:lineRule="auto"/>
+        <w:rPr/>
+      </w:pPr>
+      <w:r>
+        <w:rPr>
+          <w:rFonts w:ascii="Aptos" w:cs="Aptos" w:eastAsia="Aptos" w:hAnsi="Aptos"/>
+          <w:b w:val="0"/>
+          <w:bCs w:val="0"/>
+          <w:sz w:val="21"/>
+          <w:szCs w:val="21"/>
+          <w:rtl w:val="0"/>
+        </w:rPr>
+        <w:t>End-of-week status: Phase II analysis and design started; Phase I issues listed for the update.</w:t>
+      </w:r>
+    </w:p>
+    <w:p>
+      <w:pPr>
+        <w:jc w:val="center"/>
+        <w:rPr/>
+      </w:pPr>
+      <w:r>
+        <w:rPr>
+          <w:rtl w:val="0"/>
+        </w:rPr>
+      </w:r>
+    </w:p>
+    <w:p>
+      <w:pPr>
+        <w:spacing w:after="180" w:lineRule="auto"/>
+        <w:rPr/>
+      </w:pPr>
+      <w:r>
+        <w:rPr>
+          <w:rFonts w:ascii="Aptos" w:cs="Aptos" w:eastAsia="Aptos" w:hAnsi="Aptos"/>
+          <w:b w:val="1"/>
+          <w:bCs w:val="1"/>
+          <w:color w:val="17324d"/>
+          <w:sz w:val="21"/>
+          <w:szCs w:val="21"/>
+          <w:rtl w:val="0"/>
+        </w:rPr>
+        <w:t>Week 4: 05/10/2026 - 11/10/2026</w:t>
+      </w:r>
+    </w:p>
+    <w:p>
+      <w:pPr>
+        <w:spacing w:after="180" w:lineRule="auto"/>
+        <w:rPr/>
+      </w:pPr>
+      <w:r>
+        <w:rPr>
+          <w:rFonts w:ascii="Aptos" w:cs="Aptos" w:eastAsia="Aptos" w:hAnsi="Aptos"/>
+          <w:b w:val="0"/>
+          <w:bCs w:val="0"/>
+          <w:sz w:val="21"/>
+          <w:szCs w:val="21"/>
+          <w:rtl w:val="0"/>
+        </w:rPr>
+        <w:t>Meeting: [fill in] (date and time from the meeting recording on Google Drive)</w:t>
+      </w:r>
+    </w:p>
+    <w:p>
+      <w:pPr>
+        <w:spacing w:after="180" w:lineRule="auto"/>
+        <w:rPr/>
+      </w:pPr>
+      <w:r>
+        <w:rPr>
+          <w:rFonts w:ascii="Aptos" w:cs="Aptos" w:eastAsia="Aptos" w:hAnsi="Aptos"/>
+          <w:b w:val="0"/>
+          <w:bCs w:val="0"/>
+          <w:sz w:val="21"/>
+          <w:szCs w:val="21"/>
+          <w:rtl w:val="0"/>
+        </w:rPr>
+        <w:t>Discussed: progress on the Phase II diagrams; initial prototype scope (authentication and user directory); shared API contracts; functional test cases.</w:t>
+      </w:r>
+    </w:p>
+    <w:p>
+      <w:pPr>
+        <w:spacing w:after="180" w:lineRule="auto"/>
+        <w:rPr/>
+      </w:pPr>
+      <w:r>
+        <w:rPr>
+          <w:rFonts w:ascii="Aptos" w:cs="Aptos" w:eastAsia="Aptos" w:hAnsi="Aptos"/>
+          <w:b w:val="0"/>
+          <w:bCs w:val="0"/>
+          <w:sz w:val="21"/>
+          <w:szCs w:val="21"/>
+          <w:rtl w:val="0"/>
+        </w:rPr>
+        <w:t>Decisions: Yaroslav leads the initial prototype code and the GitHub repository and demo preparation; Mykhailo leads the shared API contracts and integration endpoints; Vladyslav leads the functional test cases and the diagram updates in the Phase II document.</w:t>
+      </w:r>
+    </w:p>
+    <w:p>
+      <w:pPr>
+        <w:spacing w:after="180" w:lineRule="auto"/>
+        <w:rPr/>
+      </w:pPr>
+      <w:r>
+        <w:rPr>
+          <w:rFonts w:ascii="Aptos" w:cs="Aptos" w:eastAsia="Aptos" w:hAnsi="Aptos"/>
+          <w:b w:val="0"/>
+          <w:bCs w:val="0"/>
+          <w:sz w:val="21"/>
+          <w:szCs w:val="21"/>
+          <w:rtl w:val="0"/>
+        </w:rPr>
+        <w:t>Previous tasks completion: use case diagram and scenarios ([fill in]%), CRC cards ([fill in]%), class diagram ([fill in]%), test plan ([fill in]%).</w:t>
+      </w:r>
+    </w:p>
+    <w:p>
+      <w:pPr>
+        <w:spacing w:after="180" w:lineRule="auto"/>
+        <w:rPr/>
+      </w:pPr>
+      <w:r>
+        <w:rPr>
+          <w:rFonts w:ascii="Aptos" w:cs="Aptos" w:eastAsia="Aptos" w:hAnsi="Aptos"/>
+          <w:b w:val="0"/>
+          <w:bCs w:val="0"/>
+          <w:sz w:val="21"/>
+          <w:szCs w:val="21"/>
+          <w:rtl w:val="0"/>
+        </w:rPr>
+        <w:t>Planned tasks for the week: initial prototype code for authentication and the user directory, shared API contracts and integration endpoints, role-based access and admin dashboard prototype, functional test cases, updates to diagrams and the Phase II document, GitHub repository setup, journal, time logs, recording and peer evaluation.</w:t>
+      </w:r>
+    </w:p>
+    <w:p>
+      <w:pPr>
+        <w:spacing w:after="180" w:lineRule="auto"/>
+        <w:rPr/>
+      </w:pPr>
+      <w:r>
+        <w:rPr>
+          <w:rFonts w:ascii="Aptos" w:cs="Aptos" w:eastAsia="Aptos" w:hAnsi="Aptos"/>
+          <w:b w:val="0"/>
+          <w:bCs w:val="0"/>
+          <w:sz w:val="21"/>
+          <w:szCs w:val="21"/>
+          <w:rtl w:val="0"/>
+        </w:rPr>
+        <w:t>Issues / blockers: [fill in]</w:t>
+      </w:r>
+    </w:p>
+    <w:p>
+      <w:pPr>
+        <w:spacing w:after="180" w:lineRule="auto"/>
+        <w:rPr/>
+      </w:pPr>
+      <w:r>
+        <w:rPr>
+          <w:rFonts w:ascii="Aptos" w:cs="Aptos" w:eastAsia="Aptos" w:hAnsi="Aptos"/>
+          <w:b w:val="0"/>
+          <w:bCs w:val="0"/>
+          <w:sz w:val="21"/>
+          <w:szCs w:val="21"/>
+          <w:rtl w:val="0"/>
+        </w:rPr>
+        <w:t>Next meeting / follow-up: [fill in]</w:t>
+      </w:r>
+    </w:p>
+    <w:p>
+      <w:pPr>
+        <w:spacing w:after="180" w:lineRule="auto"/>
+        <w:rPr/>
+      </w:pPr>
+      <w:r>
+        <w:rPr>
+          <w:rFonts w:ascii="Aptos" w:cs="Aptos" w:eastAsia="Aptos" w:hAnsi="Aptos"/>
+          <w:b w:val="0"/>
+          <w:bCs w:val="0"/>
+          <w:sz w:val="21"/>
+          <w:szCs w:val="21"/>
+          <w:rtl w:val="0"/>
+        </w:rPr>
+        <w:t>End-of-week status: link to the meeting recordings added to the repository (recordings.txt, 05/10/2026); prototype and test cases in progress.</w:t>
+      </w:r>
+    </w:p>
+    <w:p>
+      <w:pPr>
+        <w:jc w:val="center"/>
+        <w:rPr/>
+      </w:pPr>
+      <w:r>
+        <w:rPr>
+          <w:rtl w:val="0"/>
+        </w:rPr>
+      </w:r>
+    </w:p>
+    <w:p>
+      <w:pPr>
+        <w:spacing w:after="180" w:lineRule="auto"/>
+        <w:rPr/>
+      </w:pPr>
+      <w:r>
+        <w:rPr>
+          <w:rFonts w:ascii="Aptos" w:cs="Aptos" w:eastAsia="Aptos" w:hAnsi="Aptos"/>
+          <w:b w:val="1"/>
+          <w:bCs w:val="1"/>
+          <w:color w:val="17324d"/>
+          <w:sz w:val="21"/>
+          <w:szCs w:val="21"/>
+          <w:rtl w:val="0"/>
+        </w:rPr>
+        <w:t>Week 5: 12/10/2026 - 18/10/2026</w:t>
+      </w:r>
+    </w:p>
+    <w:p>
+      <w:pPr>
+        <w:spacing w:after="180" w:lineRule="auto"/>
+        <w:rPr/>
+      </w:pPr>
+      <w:r>
+        <w:rPr>
+          <w:rFonts w:ascii="Aptos" w:cs="Aptos" w:eastAsia="Aptos" w:hAnsi="Aptos"/>
+          <w:b w:val="0"/>
+          <w:bCs w:val="0"/>
+          <w:sz w:val="21"/>
+          <w:szCs w:val="21"/>
+          <w:rtl w:val="0"/>
+        </w:rPr>
+        <w:t>Meeting: [fill in] (date and time from the meeting recording on Google Drive)</w:t>
+      </w:r>
+    </w:p>
+    <w:p>
+      <w:pPr>
+        <w:spacing w:after="180" w:lineRule="auto"/>
+        <w:rPr/>
+      </w:pPr>
+      <w:r>
+        <w:rPr>
+          <w:rFonts w:ascii="Aptos" w:cs="Aptos" w:eastAsia="Aptos" w:hAnsi="Aptos"/>
+          <w:b w:val="0"/>
+          <w:bCs w:val="0"/>
+          <w:sz w:val="21"/>
+          <w:szCs w:val="21"/>
+          <w:rtl w:val="0"/>
+        </w:rPr>
+        <w:t>Discussed: prototype bug fixes; running the functional test cases; final updates to the diagrams and the test plan; Phase II report review; Phase III planning.</w:t>
+      </w:r>
+    </w:p>
+    <w:p>
+      <w:pPr>
+        <w:spacing w:after="180" w:lineRule="auto"/>
+        <w:rPr/>
+      </w:pPr>
+      <w:r>
+        <w:rPr>
+          <w:rFonts w:ascii="Aptos" w:cs="Aptos" w:eastAsia="Aptos" w:hAnsi="Aptos"/>
+          <w:b w:val="0"/>
+          <w:bCs w:val="0"/>
+          <w:sz w:val="21"/>
+          <w:szCs w:val="21"/>
+          <w:rtl w:val="0"/>
+        </w:rPr>
+        <w:t>Decisions: Yaroslav leads the prototype bug fixes and the demo recording; Vladyslav leads the test case runs and the final diagram and test plan updates; Phase III epics are assigned in Jira (backend and authentication: Mykhailo; users, roles, profiles and directory: Vladyslav; notifications, announcements and messages: Yaroslav; admin hub: Vladyslav; API gateway and integration: Mykhailo).</w:t>
+      </w:r>
+    </w:p>
+    <w:p>
+      <w:pPr>
+        <w:spacing w:after="180" w:lineRule="auto"/>
+        <w:rPr/>
+      </w:pPr>
+      <w:r>
+        <w:rPr>
+          <w:rFonts w:ascii="Aptos" w:cs="Aptos" w:eastAsia="Aptos" w:hAnsi="Aptos"/>
+          <w:b w:val="0"/>
+          <w:bCs w:val="0"/>
+          <w:sz w:val="21"/>
+          <w:szCs w:val="21"/>
+          <w:rtl w:val="0"/>
+        </w:rPr>
+        <w:t>Previous tasks completion: use cases, CRC cards and class diagram (Jira KAN-26, Done 16/10/2026); prototype code ([fill in]%); test cases ([fill in]%).</w:t>
+      </w:r>
+    </w:p>
+    <w:p>
+      <w:pPr>
+        <w:spacing w:after="180" w:lineRule="auto"/>
+        <w:rPr/>
+      </w:pPr>
+      <w:r>
+        <w:rPr>
+          <w:rFonts w:ascii="Aptos" w:cs="Aptos" w:eastAsia="Aptos" w:hAnsi="Aptos"/>
+          <w:b w:val="0"/>
+          <w:bCs w:val="0"/>
+          <w:sz w:val="21"/>
+          <w:szCs w:val="21"/>
+          <w:rtl w:val="0"/>
+        </w:rPr>
+        <w:t>Planned tasks for the week: prototype bug fixes and code cleanup, running functional test cases, prototype demo recording, final updates to diagrams and test plan, Phase II report review, Phase III planning and task assignment, journal, time logs, recording and peer evaluation.</w:t>
+      </w:r>
+    </w:p>
+    <w:p>
+      <w:pPr>
+        <w:spacing w:after="180" w:lineRule="auto"/>
+        <w:rPr/>
+      </w:pPr>
+      <w:r>
+        <w:rPr>
+          <w:rFonts w:ascii="Aptos" w:cs="Aptos" w:eastAsia="Aptos" w:hAnsi="Aptos"/>
+          <w:b w:val="0"/>
+          <w:bCs w:val="0"/>
+          <w:sz w:val="21"/>
+          <w:szCs w:val="21"/>
+          <w:rtl w:val="0"/>
+        </w:rPr>
+        <w:t>Issues / blockers: [fill in]</w:t>
+      </w:r>
+    </w:p>
+    <w:p>
+      <w:pPr>
+        <w:spacing w:after="180" w:lineRule="auto"/>
+        <w:rPr/>
+      </w:pPr>
+      <w:r>
+        <w:rPr>
+          <w:rFonts w:ascii="Aptos" w:cs="Aptos" w:eastAsia="Aptos" w:hAnsi="Aptos"/>
+          <w:b w:val="0"/>
+          <w:bCs w:val="0"/>
+          <w:sz w:val="21"/>
+          <w:szCs w:val="21"/>
+          <w:rtl w:val="0"/>
+        </w:rPr>
+        <w:t>Next meeting / follow-up: [fill in]</w:t>
+      </w:r>
+    </w:p>
+    <w:p>
+      <w:pPr>
+        <w:spacing w:after="180" w:lineRule="auto"/>
+        <w:rPr/>
+      </w:pPr>
+      <w:r>
+        <w:rPr>
+          <w:rFonts w:ascii="Aptos" w:cs="Aptos" w:eastAsia="Aptos" w:hAnsi="Aptos"/>
+          <w:b w:val="0"/>
+          <w:bCs w:val="0"/>
+          <w:sz w:val="21"/>
+          <w:szCs w:val="21"/>
+          <w:rtl w:val="0"/>
+        </w:rPr>
+        <w:t>End-of-week status: Phase II analysis and design complete; report in final review before the 20/10/2026 deadline.</w:t>
       </w:r>
     </w:p>
     <w:sectPr>
